--- a/examples/汽车、摩托车用车速表.docx
+++ b/examples/汽车、摩托车用车速表.docx
@@ -871,12 +871,15 @@
     <w:p>
       <w:pPr>
         <w:sectPr>
+          <w:footerReference w:type="default" r:id="rId18"/>
+          <w:headerReference w:type="default" r:id="rId17"/>
           <w:type w:val="nextPage"/>
           <w:pgSz w:w="11906" w:h="16838" w:code="9"/>
           <w:pgMar w:top="1928" w:right="1134" w:bottom="1134" w:left="1134" w:header="1418" w:footer="1134" w:gutter="284"/>
           <w:cols w:space="425"/>
           <w:formProt w:val="0"/>
           <w:docGrid w:type="lines" w:linePitch="312"/>
+          <w:pgNumType w:fmt="upperRoman" w:start="1"/>
         </w:sectPr>
       </w:pPr>
     </w:p>
@@ -907,6 +910,10 @@
     <w:p>
       <w:pPr>
         <w:pStyle w:val="af1"/>
+        <w:numPr>
+          <w:ilvl w:val="0"/>
+          <w:numId w:val="6"/>
+        </w:numPr>
       </w:pPr>
       <w:r>
         <w:t>更改了标准适用范围，增加了L类（见第1章，2008年版的第1章）。</w:t>
@@ -915,6 +922,10 @@
     <w:p>
       <w:pPr>
         <w:pStyle w:val="af1"/>
+        <w:numPr>
+          <w:ilvl w:val="0"/>
+          <w:numId w:val="6"/>
+        </w:numPr>
       </w:pPr>
       <w:r>
         <w:t>增加了L类机动车车速表以及数字式车速表的有关技术内容（见第4章）。</w:t>
@@ -923,6 +934,10 @@
     <w:p>
       <w:pPr>
         <w:pStyle w:val="af1"/>
+        <w:numPr>
+          <w:ilvl w:val="0"/>
+          <w:numId w:val="6"/>
+        </w:numPr>
       </w:pPr>
       <w:r>
         <w:t>增加了对车速表装备的规定（见4.1.1）。</w:t>
@@ -931,6 +946,10 @@
     <w:p>
       <w:pPr>
         <w:pStyle w:val="af1"/>
+        <w:numPr>
+          <w:ilvl w:val="0"/>
+          <w:numId w:val="6"/>
+        </w:numPr>
       </w:pPr>
       <w:r>
         <w:t>更改了道路试验方法（见5.2.2，2008年版的5.4）。</w:t>
@@ -939,6 +958,10 @@
     <w:p>
       <w:pPr>
         <w:pStyle w:val="af1"/>
+        <w:numPr>
+          <w:ilvl w:val="0"/>
+          <w:numId w:val="6"/>
+        </w:numPr>
       </w:pPr>
       <w:r>
         <w:t>增加了底盘测功机试验（见5.2.3）。</w:t>
@@ -947,6 +970,10 @@
     <w:p>
       <w:pPr>
         <w:pStyle w:val="af1"/>
+        <w:numPr>
+          <w:ilvl w:val="0"/>
+          <w:numId w:val="6"/>
+        </w:numPr>
       </w:pPr>
       <w:r>
         <w:t>增加了同一型式判定（见第6章）。</w:t>
@@ -995,6 +1022,10 @@
     <w:p>
       <w:pPr>
         <w:pStyle w:val="af1"/>
+        <w:numPr>
+          <w:ilvl w:val="0"/>
+          <w:numId w:val="6"/>
+        </w:numPr>
       </w:pPr>
       <w:r>
         <w:t>1994年首次发布为GB 15082—1994，1999年第一次修订，2008年第二次修订；</w:t>
@@ -1003,6 +1034,10 @@
     <w:p>
       <w:pPr>
         <w:pStyle w:val="af1"/>
+        <w:numPr>
+          <w:ilvl w:val="0"/>
+          <w:numId w:val="6"/>
+        </w:numPr>
       </w:pPr>
       <w:r>
         <w:t>本次为第三次修订。</w:t>
@@ -1011,24 +1046,15 @@
     <w:p>
       <w:pPr>
         <w:sectPr>
+          <w:footerReference w:type="default" r:id="rId18"/>
+          <w:headerReference w:type="default" r:id="rId17"/>
           <w:type w:val="nextPage"/>
           <w:pgSz w:w="11906" w:h="16838" w:code="9"/>
           <w:pgMar w:top="1928" w:right="1134" w:bottom="1134" w:left="1134" w:header="1418" w:footer="1134" w:gutter="284"/>
           <w:cols w:space="425"/>
           <w:formProt w:val="0"/>
           <w:docGrid w:type="lines" w:linePitch="312"/>
-        </w:sectPr>
-      </w:pPr>
-    </w:p>
-    <w:p>
-      <w:pPr>
-        <w:sectPr>
-          <w:type w:val="nextPage"/>
-          <w:pgSz w:w="11906" w:h="16838" w:code="9"/>
-          <w:pgMar w:top="1928" w:right="1134" w:bottom="1134" w:left="1134" w:header="1418" w:footer="1134" w:gutter="284"/>
-          <w:cols w:space="425"/>
-          <w:formProt w:val="0"/>
-          <w:docGrid w:type="lines" w:linePitch="312"/>
+          <w:pgNumType w:fmt="upperRoman"/>
         </w:sectPr>
       </w:pPr>
     </w:p>
@@ -1203,6 +1229,10 @@
     <w:p>
       <w:pPr>
         <w:pStyle w:val="af1"/>
+        <w:numPr>
+          <w:ilvl w:val="0"/>
+          <w:numId w:val="6"/>
+        </w:numPr>
       </w:pPr>
       <w:r>
         <w:t>用于M类、N类、L3类、L4类和L5类车辆的车速表，当标度盘上的最大值未超出200 km/h时，标度值应以不超过20 km/h的间隔显示；当标度盘上的最大值超出200 km/h时，标度值应以不超过30 km/h的间隔显示。</w:t>
@@ -1211,6 +1241,10 @@
     <w:p>
       <w:pPr>
         <w:pStyle w:val="af1"/>
+        <w:numPr>
+          <w:ilvl w:val="0"/>
+          <w:numId w:val="6"/>
+        </w:numPr>
       </w:pPr>
       <w:r>
         <w:t>用于L1类和L2类车辆的车速表，标度盘上的最大值不应超过80 km/h，标度值应以不超过10 km/h的间隔显示。</w:t>
@@ -1239,7 +1273,7 @@
           <w:fldChar w:fldCharType="begin"/>
         </w:r>
         <w:r>
-          <w:instrText xml:space="preserve"> REF _Ref761455837 \h </w:instrText>
+          <w:instrText xml:space="preserve"> REF _Ref761455837 \h \* CHARFORMAT </w:instrText>
         </w:r>
         <w:r>
           <w:fldChar w:fldCharType="separate"/>
@@ -1390,7 +1424,7 @@
         <w:fldChar w:fldCharType="begin"/>
       </w:r>
       <w:r>
-        <w:instrText xml:space="preserve"> REF _Ref761455837 \h </w:instrText>
+        <w:instrText xml:space="preserve"> REF _Ref761455837 \h \* CHARFORMAT </w:instrText>
       </w:r>
       <w:r>
         <w:fldChar w:fldCharType="separate"/>
@@ -1456,6 +1490,10 @@
     <w:p>
       <w:pPr>
         <w:pStyle w:val="af5"/>
+        <w:numPr>
+          <w:ilvl w:val="0"/>
+          <w:numId w:val="23"/>
+        </w:numPr>
       </w:pPr>
       <w:r>
         <w:t>车速表处的温度为23 ℃±5 ℃（其中L类车辆准许放宽至0 ℃～38 ℃）。</w:t>
@@ -1464,6 +1502,10 @@
     <w:p>
       <w:pPr>
         <w:pStyle w:val="af5"/>
+        <w:numPr>
+          <w:ilvl w:val="0"/>
+          <w:numId w:val="23"/>
+        </w:numPr>
       </w:pPr>
       <w:r>
         <w:t>测试车速允许的偏差为±2 km/h。</w:t>
@@ -1472,6 +1514,10 @@
     <w:p>
       <w:pPr>
         <w:pStyle w:val="af5"/>
+        <w:numPr>
+          <w:ilvl w:val="0"/>
+          <w:numId w:val="23"/>
+        </w:numPr>
       </w:pPr>
       <w:r>
         <w:t>用以测试车速的试验仪器误差不大于±1.0%。</w:t>
@@ -1480,6 +1526,10 @@
     <w:p>
       <w:pPr>
         <w:pStyle w:val="af5"/>
+        <w:numPr>
+          <w:ilvl w:val="0"/>
+          <w:numId w:val="23"/>
+        </w:numPr>
       </w:pPr>
       <w:r>
         <w:t>车辆装备：</w:t>
@@ -1487,7 +1537,11 @@
     </w:p>
     <w:p>
       <w:pPr>
-        <w:pStyle w:val="aff9"/>
+        <w:pStyle w:val="af6"/>
+        <w:numPr>
+          <w:ilvl w:val="1"/>
+          <w:numId w:val="23"/>
+        </w:numPr>
       </w:pPr>
       <w:r>
         <w:t>为整备质量再加上驾驶员、试验人员（如果需要的话）和测试装备（其中L类驾驶员及其装备的总质量为75 kg±5 kg）；</w:t>
@@ -1495,7 +1549,11 @@
     </w:p>
     <w:p>
       <w:pPr>
-        <w:pStyle w:val="aff9"/>
+        <w:pStyle w:val="af6"/>
+        <w:numPr>
+          <w:ilvl w:val="1"/>
+          <w:numId w:val="23"/>
+        </w:numPr>
       </w:pPr>
       <w:r>
         <w:t>所配轮胎气压为正常行驶用气压，即在车辆制造商规定的冷态充气压力下再增加20 kPa。</w:t>
@@ -1835,7 +1893,7 @@
           <w:p>
             <w:pPr>
               <w:pStyle w:val="afffffffff9"/>
-              <w:jc w:val="left"/>
+              <w:jc w:val="center"/>
             </w:pPr>
             <w:r>
               <w:t>40、80、80%</w:t>
@@ -2054,6 +2112,10 @@
     <w:p>
       <w:pPr>
         <w:pStyle w:val="af1"/>
+        <w:numPr>
+          <w:ilvl w:val="0"/>
+          <w:numId w:val="6"/>
+        </w:numPr>
       </w:pPr>
       <w:r>
         <w:t>车速表型号相同；</w:t>
@@ -2062,6 +2124,10 @@
     <w:p>
       <w:pPr>
         <w:pStyle w:val="af1"/>
+        <w:numPr>
+          <w:ilvl w:val="0"/>
+          <w:numId w:val="6"/>
+        </w:numPr>
       </w:pPr>
       <w:r>
         <w:t>驱动桥速比在所有选装驱动桥速比的最大值和最小值之间（不适用直接通过轮速传感器获得车速信号的车辆）；</w:t>
@@ -2070,6 +2136,10 @@
     <w:p>
       <w:pPr>
         <w:pStyle w:val="af1"/>
+        <w:numPr>
+          <w:ilvl w:val="0"/>
+          <w:numId w:val="6"/>
+        </w:numPr>
       </w:pPr>
       <w:r>
         <w:t>驱动车速表的轮胎静负荷半径在所有选装轮胎的静负荷半径最大值和最小值之间。</w:t>
@@ -2090,6 +2160,10 @@
     <w:p>
       <w:pPr>
         <w:pStyle w:val="af1"/>
+        <w:numPr>
+          <w:ilvl w:val="0"/>
+          <w:numId w:val="6"/>
+        </w:numPr>
       </w:pPr>
       <w:r>
         <w:t>车速表型号相同；</w:t>
@@ -2098,6 +2172,10 @@
     <w:p>
       <w:pPr>
         <w:pStyle w:val="af1"/>
+        <w:numPr>
+          <w:ilvl w:val="0"/>
+          <w:numId w:val="6"/>
+        </w:numPr>
       </w:pPr>
       <w:r>
         <w:t>车速表驱动装置的总传动比相同；</w:t>
@@ -2106,6 +2184,10 @@
     <w:p>
       <w:pPr>
         <w:pStyle w:val="af1"/>
+        <w:numPr>
+          <w:ilvl w:val="0"/>
+          <w:numId w:val="6"/>
+        </w:numPr>
       </w:pPr>
       <w:r>
         <w:t>驱动车速表的轮胎静负荷半径相同。</w:t>
@@ -2168,11 +2250,15 @@
       </w:r>
     </w:p>
     <w:sectPr>
+      <w:footerReference w:type="default" r:id="rId18"/>
+      <w:headerReference w:type="default" r:id="rId17"/>
+      <w:type w:val="nextPage"/>
       <w:pgSz w:w="11906" w:h="16838" w:code="9"/>
       <w:pgMar w:top="1928" w:right="1134" w:bottom="1134" w:left="1134" w:header="1418" w:footer="1134" w:gutter="284"/>
       <w:cols w:space="425"/>
       <w:formProt w:val="0"/>
       <w:docGrid w:type="lines" w:linePitch="312"/>
+      <w:pgNumType w:start="1"/>
     </w:sectPr>
   </w:body>
 </w:document>
@@ -2473,7 +2559,7 @@
         <w:tabs>
           <w:tab w:val="num" w:pos="1646"/>
         </w:tabs>
-        <w:ind w:left="1646" w:hanging="648"/>
+        <w:ind w:left="620" w:hanging="420"/>
       </w:pPr>
     </w:lvl>
     <w:lvl w:ilvl="1" w:tplc="04090019" w:tentative="1">
@@ -3582,7 +3668,7 @@
       <w:lvlText w:val="——"/>
       <w:lvlJc w:val="left"/>
       <w:pPr>
-        <w:ind w:left="794" w:hanging="397"/>
+        <w:ind w:left="600" w:hanging="200"/>
       </w:pPr>
     </w:lvl>
     <w:lvl w:ilvl="1">
@@ -4933,7 +5019,7 @@
       <w:lvlText w:val="——"/>
       <w:lvlJc w:val="left"/>
       <w:pPr>
-        <w:ind w:left="1588" w:firstLine="0"/>
+        <w:ind w:left="920" w:hanging="200"/>
       </w:pPr>
     </w:lvl>
     <w:lvl w:ilvl="1">
@@ -8064,7 +8150,6 @@
       <w:numPr>
         <w:numId w:val="1"/>
       </w:numPr>
-      <w:ind w:left="420" w:hanging="420"/>
     </w:pPr>
     <w:rPr>
       <w:rFonts w:ascii="宋体" w:hAnsi="Times New Roman"/>
@@ -8527,7 +8612,6 @@
       </w:numPr>
       <w:adjustRightInd w:val="0"/>
       <w:snapToGrid w:val="0"/>
-      <w:ind w:left="840" w:hanging="420"/>
     </w:pPr>
     <w:rPr>
       <w:rFonts w:ascii="Times New Roman" w:hAnsi="Times New Roman"/>
@@ -8542,7 +8626,6 @@
       <w:numPr>
         <w:numId w:val="7"/>
       </w:numPr>
-      <w:ind w:left="1260" w:hanging="420"/>
     </w:pPr>
   </w:style>
   <w:style w:type="paragraph" w:customStyle="1" w:styleId="afff">

--- a/examples/汽车、摩托车用车速表.docx
+++ b/examples/汽车、摩托车用车速表.docx
@@ -855,9 +855,16 @@
     <w:p>
       <w:pPr>
         <w:pStyle w:val="affffff2"/>
-      </w:pPr>
-      <w:r>
-        <w:t>目次</w:t>
+        <w:spacing w:after="468"/>
+      </w:pPr>
+      <w:r>
+        <w:rPr>
+          <w:spacing w:val="320"/>
+        </w:rPr>
+        <w:t>目</w:t>
+      </w:r>
+      <w:r>
+        <w:t>次</w:t>
       </w:r>
     </w:p>
     <w:p>
@@ -886,9 +893,16 @@
     <w:p>
       <w:pPr>
         <w:pStyle w:val="a6"/>
-      </w:pPr>
-      <w:r>
-        <w:t>前言</w:t>
+        <w:spacing w:before="900" w:after="468"/>
+      </w:pPr>
+      <w:r>
+        <w:rPr>
+          <w:spacing w:val="320"/>
+        </w:rPr>
+        <w:t>前</w:t>
+      </w:r>
+      <w:r>
+        <w:t>言</w:t>
       </w:r>
     </w:p>
     <w:p>

--- a/examples/汽车、摩托车用车速表.docx
+++ b/examples/汽车、摩托车用车速表.docx
@@ -699,6 +699,7 @@
           <w:cols w:space="425"/>
           <w:titlePg/>
           <w:docGrid w:linePitch="312"/>
+          <w:formProt w:val="0"/>
         </w:sectPr>
       </w:pPr>
       <w:r>
@@ -1173,7 +1174,7 @@
         <w:pStyle w:val="afff2"/>
       </w:pPr>
       <w:r>
-        <w:t>注：虚拟指针式车速表在感官上与物理指针式车速表相同。</w:t>
+        <w:t>虚拟指针式车速表在感官上与物理指针式车速表相同。</w:t>
       </w:r>
     </w:p>
     <w:p>
@@ -1506,7 +1507,7 @@
         <w:pStyle w:val="af5"/>
         <w:numPr>
           <w:ilvl w:val="0"/>
-          <w:numId w:val="23"/>
+          <w:numId w:val="41"/>
         </w:numPr>
       </w:pPr>
       <w:r>
@@ -1518,7 +1519,7 @@
         <w:pStyle w:val="af5"/>
         <w:numPr>
           <w:ilvl w:val="0"/>
-          <w:numId w:val="23"/>
+          <w:numId w:val="41"/>
         </w:numPr>
       </w:pPr>
       <w:r>
@@ -1530,7 +1531,7 @@
         <w:pStyle w:val="af5"/>
         <w:numPr>
           <w:ilvl w:val="0"/>
-          <w:numId w:val="23"/>
+          <w:numId w:val="41"/>
         </w:numPr>
       </w:pPr>
       <w:r>
@@ -1542,7 +1543,7 @@
         <w:pStyle w:val="af5"/>
         <w:numPr>
           <w:ilvl w:val="0"/>
-          <w:numId w:val="23"/>
+          <w:numId w:val="41"/>
         </w:numPr>
       </w:pPr>
       <w:r>
@@ -1554,7 +1555,7 @@
         <w:pStyle w:val="af6"/>
         <w:numPr>
           <w:ilvl w:val="1"/>
-          <w:numId w:val="23"/>
+          <w:numId w:val="41"/>
         </w:numPr>
       </w:pPr>
       <w:r>
@@ -1566,7 +1567,7 @@
         <w:pStyle w:val="af6"/>
         <w:numPr>
           <w:ilvl w:val="1"/>
-          <w:numId w:val="23"/>
+          <w:numId w:val="41"/>
         </w:numPr>
       </w:pPr>
       <w:r>
@@ -1596,27 +1597,19 @@
         <w:fldChar w:fldCharType="begin"/>
       </w:r>
       <w:r>
-        <w:instrText xml:space="preserve"> REF _Ref630296882 \h </w:instrText>
+        <w:instrText xml:space="preserve"> REF _Ref630296882 \h \r </w:instrText>
       </w:r>
       <w:r>
         <w:fldChar w:fldCharType="separate"/>
       </w:r>
       <w:r>
-        <w:t>?</w:t>
+        <w:t>表?</w:t>
       </w:r>
       <w:r>
         <w:fldChar w:fldCharType="end"/>
       </w:r>
       <w:r>
         <w:t>选取测试车速。</w:t>
-      </w:r>
-    </w:p>
-    <w:p>
-      <w:pPr>
-        <w:pStyle w:val="affffb"/>
-      </w:pPr>
-      <w:r>
-        <w:t>单位为千米每小时</w:t>
       </w:r>
     </w:p>
     <w:p>
@@ -1624,47 +1617,46 @@
         <w:pStyle w:val="aff2"/>
         <w:numPr>
           <w:ilvl w:val="0"/>
-          <w:numId w:val="0"/>
+          <w:numId w:val="10"/>
         </w:numPr>
       </w:pPr>
+      <w:r>
+        <w:t xml:space="preserve">　</w:t>
+      </w:r>
       <w:bookmarkStart w:id="1002" w:name="_Ref512971109"/>
       <w:bookmarkStart w:id="1003" w:name="_Ref630296882"/>
-      <w:r>
-        <w:t>表</w:t>
-      </w:r>
-      <w:r>
-        <w:fldChar w:fldCharType="begin"/>
-      </w:r>
-      <w:r>
-        <w:instrText xml:space="preserve"> SEQ 表 \* ARABIC \r 1 </w:instrText>
-      </w:r>
-      <w:r>
-        <w:fldChar w:fldCharType="separate"/>
-      </w:r>
       <w:bookmarkStart w:id="1004" w:name="_Ref604906871"/>
-      <w:r>
-        <w:t>1</w:t>
-      </w:r>
-      <w:r>
-        <w:fldChar w:fldCharType="end"/>
-      </w:r>
+      <w:bookmarkStart w:id="1005" w:name="_Ref651458273"/>
+      <w:r>
+        <w:t>测试车速</w:t>
+      </w:r>
+      <w:bookmarkEnd w:id="1002"/>
+      <w:bookmarkEnd w:id="1003"/>
       <w:bookmarkEnd w:id="1004"/>
-      <w:bookmarkEnd w:id="1003"/>
-      <w:r>
-        <w:t xml:space="preserve">　</w:t>
-      </w:r>
-      <w:bookmarkStart w:id="1005" w:name="_Ref651458273"/>
-      <w:r>
-        <w:t>测试车速</w:t>
-      </w:r>
-      <w:bookmarkEnd w:id="1002"/>
       <w:bookmarkEnd w:id="1005"/>
+    </w:p>
+    <w:p>
+      <w:pPr>
+        <w:pStyle w:val="affffffffff0"/>
+        <w:jc w:val="right"/>
+      </w:pPr>
+      <w:r>
+        <w:t>单位为千米每小时</w:t>
+      </w:r>
     </w:p>
     <w:tbl>
       <w:tblPr>
         <w:tblStyle w:val="afffffffffc"/>
         <w:tblW w:type="auto" w:w="0"/>
         <w:tblLook w:firstColumn="1" w:firstRow="1" w:lastColumn="0" w:lastRow="0" w:noHBand="0" w:noVBand="1" w:val="04A0"/>
+        <w:tblBorders>
+          <w:top w:val="single" w:sz="8" w:space="0" w:color="000000"/>
+          <w:left w:val="single" w:sz="8" w:space="0" w:color="000000"/>
+          <w:bottom w:val="single" w:sz="8" w:space="0" w:color="000000"/>
+          <w:right w:val="single" w:sz="8" w:space="0" w:color="000000"/>
+          <w:insideH w:val="single" w:sz="4" w:space="0" w:color="000000"/>
+          <w:insideV w:val="single" w:sz="4" w:space="0" w:color="000000"/>
+        </w:tblBorders>
       </w:tblPr>
       <w:tblGrid>
         <w:gridCol w:w="4819"/>
@@ -1678,12 +1670,19 @@
           <w:tcPr>
             <w:tcW w:type="dxa" w:w="4819"/>
             <w:vAlign w:val="center"/>
+            <w:tcMar>
+              <w:top w:w="60" w:type="dxa"/>
+              <w:left w:w="100" w:type="dxa"/>
+              <w:bottom w:w="60" w:type="dxa"/>
+              <w:right w:w="100" w:type="dxa"/>
+            </w:tcMar>
           </w:tcPr>
           <w:p>
             <w:pPr>
               <w:pStyle w:val="afffffffff9"/>
-              <w:jc w:val="center"/>
+              <w:jc w:val="left"/>
             </w:pPr>
+            <w:r/>
             <w:r>
               <w:t>最高设计车速（</w:t>
             </w:r>
@@ -1713,12 +1712,19 @@
           <w:tcPr>
             <w:tcW w:type="dxa" w:w="4819"/>
             <w:vAlign w:val="center"/>
+            <w:tcMar>
+              <w:top w:w="60" w:type="dxa"/>
+              <w:left w:w="100" w:type="dxa"/>
+              <w:bottom w:w="60" w:type="dxa"/>
+              <w:right w:w="100" w:type="dxa"/>
+            </w:tcMar>
           </w:tcPr>
           <w:p>
             <w:pPr>
               <w:pStyle w:val="afffffffff9"/>
               <w:jc w:val="center"/>
             </w:pPr>
+            <w:r/>
             <w:r>
               <w:t>测试车速</w:t>
             </w:r>
@@ -1730,12 +1736,19 @@
           <w:tcPr>
             <w:tcW w:type="dxa" w:w="4819"/>
             <w:vAlign w:val="center"/>
+            <w:tcMar>
+              <w:top w:w="60" w:type="dxa"/>
+              <w:left w:w="100" w:type="dxa"/>
+              <w:bottom w:w="60" w:type="dxa"/>
+              <w:right w:w="100" w:type="dxa"/>
+            </w:tcMar>
           </w:tcPr>
           <w:p>
             <w:pPr>
               <w:pStyle w:val="afffffffff9"/>
               <w:jc w:val="center"/>
             </w:pPr>
+            <w:r/>
             <m:oMath>
               <m:sSub>
                 <m:e>
@@ -1762,12 +1775,19 @@
           <w:tcPr>
             <w:tcW w:type="dxa" w:w="4819"/>
             <w:vAlign w:val="center"/>
+            <w:tcMar>
+              <w:top w:w="60" w:type="dxa"/>
+              <w:left w:w="100" w:type="dxa"/>
+              <w:bottom w:w="60" w:type="dxa"/>
+              <w:right w:w="100" w:type="dxa"/>
+            </w:tcMar>
           </w:tcPr>
           <w:p>
             <w:pPr>
               <w:pStyle w:val="afffffffff9"/>
               <w:jc w:val="center"/>
             </w:pPr>
+            <w:r/>
             <w:r>
               <w:t>80%</w:t>
             </w:r>
@@ -1796,12 +1816,19 @@
           <w:tcPr>
             <w:tcW w:type="dxa" w:w="4819"/>
             <w:vAlign w:val="center"/>
+            <w:tcMar>
+              <w:top w:w="60" w:type="dxa"/>
+              <w:left w:w="100" w:type="dxa"/>
+              <w:bottom w:w="60" w:type="dxa"/>
+              <w:right w:w="100" w:type="dxa"/>
+            </w:tcMar>
           </w:tcPr>
           <w:p>
             <w:pPr>
               <w:pStyle w:val="afffffffff9"/>
               <w:jc w:val="center"/>
             </w:pPr>
+            <w:r/>
             <m:oMath>
               <m:r>
                 <m:t>45&lt;</m:t>
@@ -1831,12 +1858,19 @@
           <w:tcPr>
             <w:tcW w:type="dxa" w:w="4819"/>
             <w:vAlign w:val="center"/>
+            <w:tcMar>
+              <w:top w:w="60" w:type="dxa"/>
+              <w:left w:w="100" w:type="dxa"/>
+              <w:bottom w:w="60" w:type="dxa"/>
+              <w:right w:w="100" w:type="dxa"/>
+            </w:tcMar>
           </w:tcPr>
           <w:p>
             <w:pPr>
               <w:pStyle w:val="afffffffff9"/>
-              <w:jc w:val="center"/>
+              <w:jc w:val="left"/>
             </w:pPr>
+            <w:r/>
             <w:r>
               <w:t>40、80%</w:t>
             </w:r>
@@ -1868,12 +1902,19 @@
           <w:tcPr>
             <w:tcW w:type="dxa" w:w="4819"/>
             <w:vAlign w:val="center"/>
+            <w:tcMar>
+              <w:top w:w="60" w:type="dxa"/>
+              <w:left w:w="100" w:type="dxa"/>
+              <w:bottom w:w="60" w:type="dxa"/>
+              <w:right w:w="100" w:type="dxa"/>
+            </w:tcMar>
           </w:tcPr>
           <w:p>
             <w:pPr>
               <w:pStyle w:val="afffffffff9"/>
               <w:jc w:val="center"/>
             </w:pPr>
+            <w:r/>
             <m:oMath>
               <m:r>
                 <m:t>100&lt;</m:t>
@@ -1903,12 +1944,19 @@
           <w:tcPr>
             <w:tcW w:type="dxa" w:w="4819"/>
             <w:vAlign w:val="center"/>
+            <w:tcMar>
+              <w:top w:w="60" w:type="dxa"/>
+              <w:left w:w="100" w:type="dxa"/>
+              <w:bottom w:w="60" w:type="dxa"/>
+              <w:right w:w="100" w:type="dxa"/>
+            </w:tcMar>
           </w:tcPr>
           <w:p>
             <w:pPr>
               <w:pStyle w:val="afffffffff9"/>
-              <w:jc w:val="center"/>
+              <w:jc w:val="left"/>
             </w:pPr>
+            <w:r/>
             <w:r>
               <w:t>40、80、80%</w:t>
             </w:r>
@@ -1940,12 +1988,19 @@
           <w:tcPr>
             <w:tcW w:type="dxa" w:w="4819"/>
             <w:vAlign w:val="center"/>
+            <w:tcMar>
+              <w:top w:w="60" w:type="dxa"/>
+              <w:left w:w="100" w:type="dxa"/>
+              <w:bottom w:w="60" w:type="dxa"/>
+              <w:right w:w="100" w:type="dxa"/>
+            </w:tcMar>
           </w:tcPr>
           <w:p>
             <w:pPr>
               <w:pStyle w:val="afffffffff9"/>
               <w:jc w:val="center"/>
             </w:pPr>
+            <w:r/>
             <m:oMath>
               <m:sSub>
                 <m:e>
@@ -1972,12 +2027,19 @@
           <w:tcPr>
             <w:tcW w:type="dxa" w:w="4819"/>
             <w:vAlign w:val="center"/>
+            <w:tcMar>
+              <w:top w:w="60" w:type="dxa"/>
+              <w:left w:w="100" w:type="dxa"/>
+              <w:bottom w:w="60" w:type="dxa"/>
+              <w:right w:w="100" w:type="dxa"/>
+            </w:tcMar>
           </w:tcPr>
           <w:p>
             <w:pPr>
               <w:pStyle w:val="afffffffff9"/>
-              <w:jc w:val="center"/>
+              <w:jc w:val="left"/>
             </w:pPr>
+            <w:r/>
             <w:r>
               <w:t>40、80、120</w:t>
             </w:r>
@@ -1990,54 +2052,20 @@
             <w:tcW w:type="dxa" w:w="9638"/>
             <w:gridSpan w:val="2"/>
             <w:vAlign w:val="center"/>
+            <w:tcMar>
+              <w:top w:w="60" w:type="dxa"/>
+              <w:left w:w="100" w:type="dxa"/>
+              <w:bottom w:w="60" w:type="dxa"/>
+              <w:right w:w="100" w:type="dxa"/>
+            </w:tcMar>
           </w:tcPr>
           <w:p>
             <w:pPr>
-              <w:pStyle w:val="afffffffff9"/>
-              <w:jc w:val="left"/>
+              <w:pStyle w:val="afff2"/>
             </w:pPr>
+            <w:r/>
             <w:r>
-              <w:t>注：对于指针式车速表，80%</w:t>
-            </w:r>
-            <m:oMath>
-              <m:sSub>
-                <m:e>
-                  <m:r>
-                    <m:t>v</m:t>
-                  </m:r>
-                </m:e>
-                <m:sub>
-                  <m:r>
-                    <m:rPr>
-                      <m:nor/>
-                    </m:rPr>
-                    <m:t>max</m:t>
-                  </m:r>
-                </m:sub>
-              </m:sSub>
-            </m:oMath>
-            <w:r>
-              <w:t>计算值若不在分度线上，向上取临近的分度线车速值；若该值超过</w:t>
-            </w:r>
-            <m:oMath>
-              <m:sSub>
-                <m:e>
-                  <m:r>
-                    <m:t>v</m:t>
-                  </m:r>
-                </m:e>
-                <m:sub>
-                  <m:r>
-                    <m:rPr>
-                      <m:nor/>
-                    </m:rPr>
-                    <m:t>max</m:t>
-                  </m:r>
-                </m:sub>
-              </m:sSub>
-            </m:oMath>
-            <w:r>
-              <w:t>，则向下取临近的分度线车速值。</w:t>
+              <w:t>对于指针式车速表，80%v_{\text{max}}计算值若不在分度线上，向上取临近的分度线车速值；若该值超过v_{\text{max}}，则向下取临近的分度线车速值。</w:t>
             </w:r>
           </w:p>
         </w:tc>
@@ -2058,13 +2086,13 @@
         <w:fldChar w:fldCharType="begin"/>
       </w:r>
       <w:r>
-        <w:instrText xml:space="preserve"> REF _Ref630296882 \h </w:instrText>
+        <w:instrText xml:space="preserve"> REF _Ref630296882 \h \r </w:instrText>
       </w:r>
       <w:r>
         <w:fldChar w:fldCharType="separate"/>
       </w:r>
       <w:r>
-        <w:t>?</w:t>
+        <w:t>表?</w:t>
       </w:r>
       <w:r>
         <w:fldChar w:fldCharType="end"/>
@@ -2088,13 +2116,13 @@
         <w:fldChar w:fldCharType="begin"/>
       </w:r>
       <w:r>
-        <w:instrText xml:space="preserve"> REF _Ref630296882 \h </w:instrText>
+        <w:instrText xml:space="preserve"> REF _Ref630296882 \h \r </w:instrText>
       </w:r>
       <w:r>
         <w:fldChar w:fldCharType="separate"/>
       </w:r>
       <w:r>
-        <w:t>?</w:t>
+        <w:t>表?</w:t>
       </w:r>
       <w:r>
         <w:fldChar w:fldCharType="end"/>
@@ -2305,7 +2333,7 @@
 <w:ftr xmlns:wpc="http://schemas.microsoft.com/office/word/2010/wordprocessingCanvas" xmlns:cx="http://schemas.microsoft.com/office/drawing/2014/chartex" xmlns:cx1="http://schemas.microsoft.com/office/drawing/2015/9/8/chartex" xmlns:cx2="http://schemas.microsoft.com/office/drawing/2015/10/21/chartex" xmlns:cx3="http://schemas.microsoft.com/office/drawing/2016/5/9/chartex" xmlns:cx4="http://schemas.microsoft.com/office/drawing/2016/5/10/chartex" xmlns:cx5="http://schemas.microsoft.com/office/drawing/2016/5/11/chartex" xmlns:cx6="http://schemas.microsoft.com/office/drawing/2016/5/12/chartex" xmlns:cx7="http://schemas.microsoft.com/office/drawing/2016/5/13/chartex" xmlns:cx8="http://schemas.microsoft.com/office/drawing/2016/5/14/chartex" xmlns:mc="http://schemas.openxmlformats.org/markup-compatibility/2006" xmlns:aink="http://schemas.microsoft.com/office/drawing/2016/ink" xmlns:am3d="http://schemas.microsoft.com/office/drawing/2017/model3d" xmlns:o="urn:schemas-microsoft-com:office:office" xmlns:oel="http://schemas.microsoft.com/office/2019/extlst" xmlns:r="http://schemas.openxmlformats.org/officeDocument/2006/relationships" xmlns:m="http://schemas.openxmlformats.org/officeDocument/2006/math" xmlns:v="urn:schemas-microsoft-com:vml" xmlns:wp14="http://schemas.microsoft.com/office/word/2010/wordprocessingDrawing" xmlns:wp="http://schemas.openxmlformats.org/drawingml/2006/wordprocessingDrawing" xmlns:w10="urn:schemas-microsoft-com:office:word" xmlns:w="http://schemas.openxmlformats.org/wordprocessingml/2006/main" xmlns:w14="http://schemas.microsoft.com/office/word/2010/wordml" xmlns:w15="http://schemas.microsoft.com/office/word/2012/wordml" xmlns:w16cex="http://schemas.microsoft.com/office/word/2018/wordml/cex" xmlns:w16cid="http://schemas.microsoft.com/office/word/2016/wordml/cid" xmlns:w16="http://schemas.microsoft.com/office/word/2018/wordml" xmlns:w16sdtdh="http://schemas.microsoft.com/office/word/2020/wordml/sdtdatahash" xmlns:w16se="http://schemas.microsoft.com/office/word/2015/wordml/symex" xmlns:wpg="http://schemas.microsoft.com/office/word/2010/wordprocessingGroup" xmlns:wpi="http://schemas.microsoft.com/office/word/2010/wordprocessingInk" xmlns:wne="http://schemas.microsoft.com/office/word/2006/wordml" xmlns:wps="http://schemas.microsoft.com/office/word/2010/wordprocessingShape" mc:Ignorable="w14 w15 w16se w16cid w16 w16cex w16sdtdh wp14">
   <w:p>
     <w:pPr>
-      <w:pStyle w:val="afffb"/>
+      <w:pStyle w:val="affff7"/>
     </w:pPr>
     <w:r>
       <w:fldChar w:fldCharType="begin"/>
@@ -2488,8 +2516,7 @@
 <w:hdr xmlns:wpc="http://schemas.microsoft.com/office/word/2010/wordprocessingCanvas" xmlns:cx="http://schemas.microsoft.com/office/drawing/2014/chartex" xmlns:cx1="http://schemas.microsoft.com/office/drawing/2015/9/8/chartex" xmlns:cx2="http://schemas.microsoft.com/office/drawing/2015/10/21/chartex" xmlns:cx3="http://schemas.microsoft.com/office/drawing/2016/5/9/chartex" xmlns:cx4="http://schemas.microsoft.com/office/drawing/2016/5/10/chartex" xmlns:cx5="http://schemas.microsoft.com/office/drawing/2016/5/11/chartex" xmlns:cx6="http://schemas.microsoft.com/office/drawing/2016/5/12/chartex" xmlns:cx7="http://schemas.microsoft.com/office/drawing/2016/5/13/chartex" xmlns:cx8="http://schemas.microsoft.com/office/drawing/2016/5/14/chartex" xmlns:mc="http://schemas.openxmlformats.org/markup-compatibility/2006" xmlns:aink="http://schemas.microsoft.com/office/drawing/2016/ink" xmlns:am3d="http://schemas.microsoft.com/office/drawing/2017/model3d" xmlns:o="urn:schemas-microsoft-com:office:office" xmlns:oel="http://schemas.microsoft.com/office/2019/extlst" xmlns:r="http://schemas.openxmlformats.org/officeDocument/2006/relationships" xmlns:m="http://schemas.openxmlformats.org/officeDocument/2006/math" xmlns:v="urn:schemas-microsoft-com:vml" xmlns:wp14="http://schemas.microsoft.com/office/word/2010/wordprocessingDrawing" xmlns:wp="http://schemas.openxmlformats.org/drawingml/2006/wordprocessingDrawing" xmlns:w10="urn:schemas-microsoft-com:office:word" xmlns:w="http://schemas.openxmlformats.org/wordprocessingml/2006/main" xmlns:w14="http://schemas.microsoft.com/office/word/2010/wordml" xmlns:w15="http://schemas.microsoft.com/office/word/2012/wordml" xmlns:w16cex="http://schemas.microsoft.com/office/word/2018/wordml/cex" xmlns:w16cid="http://schemas.microsoft.com/office/word/2016/wordml/cid" xmlns:w16="http://schemas.microsoft.com/office/word/2018/wordml" xmlns:w16sdtdh="http://schemas.microsoft.com/office/word/2020/wordml/sdtdatahash" xmlns:w16se="http://schemas.microsoft.com/office/word/2015/wordml/symex" xmlns:wpg="http://schemas.microsoft.com/office/word/2010/wordprocessingGroup" xmlns:wpi="http://schemas.microsoft.com/office/word/2010/wordprocessingInk" xmlns:wne="http://schemas.microsoft.com/office/word/2006/wordml" xmlns:wps="http://schemas.microsoft.com/office/word/2010/wordprocessingShape" mc:Ignorable="w14 w15 w16se w16cid w16 w16cex w16sdtdh wp14">
   <w:p>
     <w:pPr>
-      <w:pStyle w:val="afff9"/>
-      <w:jc w:val="right"/>
+      <w:pStyle w:val="afffff1"/>
     </w:pPr>
     <w:r>
       <w:fldChar w:fldCharType="begin"/>
@@ -5607,7 +5634,7 @@
       <w:lvlRestart w:val="0"/>
       <w:pStyle w:val="aff2"/>
       <w:suff w:val="nothing"/>
-      <w:lvlText w:val="表%1　"/>
+      <w:lvlText w:val="表%1"/>
       <w:lvlJc w:val="left"/>
       <w:pPr>
         <w:ind w:left="0" w:firstLine="0"/>
@@ -7069,6 +7096,36 @@
     <w:abstractNumId w:val="16"/>
   </w:num>
   <w:numIdMacAtCleanup w:val="31"/>
+  <w:num w:numId="41">
+    <w:abstractNumId w:val="13"/>
+    <w:lvlOverride w:ilvl="0">
+      <w:startOverride w:val="1"/>
+    </w:lvlOverride>
+    <w:lvlOverride w:ilvl="1">
+      <w:startOverride w:val="1"/>
+    </w:lvlOverride>
+    <w:lvlOverride w:ilvl="2">
+      <w:startOverride w:val="1"/>
+    </w:lvlOverride>
+    <w:lvlOverride w:ilvl="3">
+      <w:startOverride w:val="1"/>
+    </w:lvlOverride>
+    <w:lvlOverride w:ilvl="4">
+      <w:startOverride w:val="1"/>
+    </w:lvlOverride>
+    <w:lvlOverride w:ilvl="5">
+      <w:startOverride w:val="1"/>
+    </w:lvlOverride>
+    <w:lvlOverride w:ilvl="6">
+      <w:startOverride w:val="1"/>
+    </w:lvlOverride>
+    <w:lvlOverride w:ilvl="7">
+      <w:startOverride w:val="1"/>
+    </w:lvlOverride>
+    <w:lvlOverride w:ilvl="8">
+      <w:startOverride w:val="1"/>
+    </w:lvlOverride>
+  </w:num>
 </w:numbering>
 </file>
 

--- a/examples/汽车、摩托车用车速表.docx
+++ b/examples/汽车、摩托车用车速表.docx
@@ -2065,7 +2065,47 @@
             </w:pPr>
             <w:r/>
             <w:r>
-              <w:t>对于指针式车速表，80%v_{\text{max}}计算值若不在分度线上，向上取临近的分度线车速值；若该值超过v_{\text{max}}，则向下取临近的分度线车速值。</w:t>
+              <w:t>对于指针式车速表，80%</w:t>
+            </w:r>
+            <m:oMath>
+              <m:sSub>
+                <m:e>
+                  <m:r>
+                    <m:t>v</m:t>
+                  </m:r>
+                </m:e>
+                <m:sub>
+                  <m:r>
+                    <m:rPr>
+                      <m:nor/>
+                    </m:rPr>
+                    <m:t>max</m:t>
+                  </m:r>
+                </m:sub>
+              </m:sSub>
+            </m:oMath>
+            <w:r>
+              <w:t>计算值若不在分度线上，向上取临近的分度线车速值；若该值超过</w:t>
+            </w:r>
+            <m:oMath>
+              <m:sSub>
+                <m:e>
+                  <m:r>
+                    <m:t>v</m:t>
+                  </m:r>
+                </m:e>
+                <m:sub>
+                  <m:r>
+                    <m:rPr>
+                      <m:nor/>
+                    </m:rPr>
+                    <m:t>max</m:t>
+                  </m:r>
+                </m:sub>
+              </m:sSub>
+            </m:oMath>
+            <w:r>
+              <w:t>，则向下取临近的分度线车速值。</w:t>
             </w:r>
           </w:p>
         </w:tc>

--- a/examples/汽车、摩托车用车速表.docx
+++ b/examples/汽车、摩托车用车速表.docx
@@ -1676,6 +1676,9 @@
               <w:bottom w:w="60" w:type="dxa"/>
               <w:right w:w="100" w:type="dxa"/>
             </w:tcMar>
+            <w:tcBorders>
+              <w:bottom w:val="single" w:sz="8" w:space="0" w:color="000000"/>
+            </w:tcBorders>
           </w:tcPr>
           <w:p>
             <w:pPr>
@@ -1718,6 +1721,9 @@
               <w:bottom w:w="60" w:type="dxa"/>
               <w:right w:w="100" w:type="dxa"/>
             </w:tcMar>
+            <w:tcBorders>
+              <w:bottom w:val="single" w:sz="8" w:space="0" w:color="000000"/>
+            </w:tcBorders>
           </w:tcPr>
           <w:p>
             <w:pPr>

--- a/examples/汽车、摩托车用车速表.docx
+++ b/examples/汽车、摩托车用车速表.docx
@@ -47,7 +47,7 @@
             </w:pPr>
             <w:r>
               <w:rPr>
-                <w:rFonts w:ascii="Times New Roman" w:eastAsia="黑体" w:hAnsi="Times New Roman"/>
+                <w:rFonts w:ascii="Times New Roman" w:eastAsia="黑体" w:hAnsi="Times New Roman" w:hint="eastAsia"/>
                 <w:sz w:val="21"/>
                 <w:szCs w:val="21"/>
               </w:rPr>
@@ -55,7 +55,7 @@
             </w:r>
             <w:r>
               <w:rPr>
-                <w:rFonts w:ascii="黑体" w:eastAsia="黑体" w:hAnsi="黑体"/>
+                <w:rFonts w:ascii="黑体" w:eastAsia="黑体" w:hAnsi="黑体" w:hint="eastAsia"/>
                 <w:sz w:val="21"/>
                 <w:szCs w:val="21"/>
               </w:rPr>
@@ -63,7 +63,7 @@
             </w:r>
             <w:r>
               <w:rPr>
-                <w:rFonts w:ascii="黑体" w:eastAsia="黑体" w:hAnsi="黑体"/>
+                <w:rFonts w:ascii="黑体" w:eastAsia="黑体" w:hAnsi="黑体" w:hint="eastAsia"/>
                 <w:sz w:val="21"/>
                 <w:szCs w:val="21"/>
               </w:rPr>
@@ -94,7 +94,7 @@
             </w:pPr>
             <w:r>
               <w:rPr>
-                <w:rFonts w:ascii="黑体" w:eastAsia="黑体" w:hAnsi="黑体"/>
+                <w:rFonts w:ascii="黑体" w:eastAsia="黑体" w:hAnsi="黑体" w:hint="eastAsia"/>
                 <w:sz w:val="21"/>
                 <w:szCs w:val="21"/>
               </w:rPr>
@@ -128,7 +128,7 @@
             </w:pPr>
             <w:r>
               <w:rPr>
-                <w:rFonts w:ascii="Times New Roman" w:eastAsia="黑体" w:hAnsi="Times New Roman"/>
+                <w:rFonts w:ascii="Times New Roman" w:eastAsia="黑体" w:hAnsi="Times New Roman" w:hint="eastAsia"/>
                 <w:sz w:val="21"/>
                 <w:szCs w:val="21"/>
               </w:rPr>
@@ -136,7 +136,7 @@
             </w:r>
             <w:r>
               <w:rPr>
-                <w:rFonts w:ascii="Times New Roman" w:eastAsia="黑体" w:hAnsi="Times New Roman"/>
+                <w:rFonts w:ascii="Times New Roman" w:eastAsia="黑体" w:hAnsi="Times New Roman" w:hint="eastAsia"/>
                 <w:sz w:val="21"/>
                 <w:szCs w:val="21"/>
               </w:rPr>
@@ -144,7 +144,7 @@
             </w:r>
             <w:r>
               <w:rPr>
-                <w:rFonts w:ascii="黑体" w:eastAsia="黑体" w:hAnsi="黑体"/>
+                <w:rFonts w:ascii="黑体" w:eastAsia="黑体" w:hAnsi="黑体" w:hint="eastAsia"/>
                 <w:sz w:val="21"/>
                 <w:szCs w:val="21"/>
               </w:rPr>
@@ -174,7 +174,7 @@
             </w:pPr>
             <w:r>
               <w:rPr>
-                <w:rFonts w:ascii="黑体" w:eastAsia="黑体" w:hAnsi="黑体"/>
+                <w:rFonts w:ascii="黑体" w:eastAsia="黑体" w:hAnsi="黑体" w:hint="eastAsia"/>
                 <w:sz w:val="21"/>
                 <w:szCs w:val="21"/>
               </w:rPr>
@@ -209,6 +209,9 @@
         </w:rPr>
       </w:pPr>
       <w:r>
+        <w:rPr>
+          <w:rFonts w:hint="eastAsia"/>
+        </w:rPr>
         <w:t>GB 15082—2026</w:t>
       </w:r>
       <w:bookmarkStart w:id="3" w:name="文字1"/>
@@ -228,7 +231,7 @@
       </w:pPr>
       <w:r>
         <w:rPr>
-          <w:rFonts w:hAnsi="黑体"/>
+          <w:rFonts w:hAnsi="黑体" w:hint="eastAsia"/>
         </w:rPr>
         <w:t>代替 GB 15082—2008</w:t>
       </w:r>
@@ -419,6 +422,9 @@
         </w:rPr>
       </w:pPr>
       <w:r>
+        <w:rPr>
+          <w:rFonts w:hint="eastAsia"/>
+        </w:rPr>
         <w:t>汽车、摩托车用车速表</w:t>
       </w:r>
       <w:bookmarkStart w:id="7" w:name="CSTD_NAME"/>
@@ -443,7 +449,7 @@
       </w:pPr>
       <w:r>
         <w:rPr>
-          <w:rFonts w:eastAsia="黑体"/>
+          <w:rFonts w:eastAsia="黑体" w:hint="eastAsia"/>
           <w:noProof/>
           <w:szCs w:val="28"/>
         </w:rPr>
@@ -650,7 +656,7 @@
       </w:pPr>
       <w:r>
         <w:rPr>
-          <w:rFonts w:ascii="黑体"/>
+          <w:rFonts w:ascii="黑体" w:hint="eastAsia"/>
         </w:rPr>
         <w:t>2026-04-30发布</w:t>
       </w:r>
@@ -668,7 +674,7 @@
       </w:pPr>
       <w:r>
         <w:rPr>
-          <w:rFonts w:ascii="黑体"/>
+          <w:rFonts w:ascii="黑体" w:hint="eastAsia"/>
         </w:rPr>
         <w:t>2027-07-01实施</w:t>
       </w:r>
@@ -861,10 +867,14 @@
       <w:r>
         <w:rPr>
           <w:spacing w:val="320"/>
+          <w:rFonts w:hint="eastAsia"/>
         </w:rPr>
         <w:t>目</w:t>
       </w:r>
       <w:r>
+        <w:rPr>
+          <w:rFonts w:hint="eastAsia"/>
+        </w:rPr>
         <w:t>次</w:t>
       </w:r>
     </w:p>
@@ -872,6 +882,9 @@
       <w:pPr/>
       <w:fldSimple w:instr=" TOC \o &quot;1-3&quot; \h \z \u ">
         <w:r>
+          <w:rPr>
+            <w:rFonts w:hint="eastAsia"/>
+          </w:rPr>
           <w:t>右键此处选择"更新域"以生成目次。</w:t>
         </w:r>
       </w:fldSimple>
@@ -899,26 +912,38 @@
       <w:r>
         <w:rPr>
           <w:spacing w:val="320"/>
+          <w:rFonts w:hint="eastAsia"/>
         </w:rPr>
         <w:t>前</w:t>
       </w:r>
       <w:r>
+        <w:rPr>
+          <w:rFonts w:hint="eastAsia"/>
+        </w:rPr>
         <w:t>言</w:t>
       </w:r>
     </w:p>
     <w:p>
       <w:pPr>
         <w:pStyle w:val="affffb"/>
-      </w:pPr>
-      <w:r>
+        <w:ind w:firstLine="420"/>
+      </w:pPr>
+      <w:r>
+        <w:rPr>
+          <w:rFonts w:hint="eastAsia"/>
+        </w:rPr>
         <w:t>本文件按照GB/T 1.1—2020《标准化工作导则　第1部分：标准化文件的结构和起草规则》的规定起草。</w:t>
       </w:r>
     </w:p>
     <w:p>
       <w:pPr>
         <w:pStyle w:val="affffb"/>
-      </w:pPr>
-      <w:r>
+        <w:ind w:firstLine="420"/>
+      </w:pPr>
+      <w:r>
+        <w:rPr>
+          <w:rFonts w:hint="eastAsia"/>
+        </w:rPr>
         <w:t>本文件代替GB 15082—2008，与GB 15082—2008相比，除结构调整和编辑性改动外，主要技术变化如下：</w:t>
       </w:r>
     </w:p>
@@ -931,6 +956,9 @@
         </w:numPr>
       </w:pPr>
       <w:r>
+        <w:rPr>
+          <w:rFonts w:hint="eastAsia"/>
+        </w:rPr>
         <w:t>更改了标准适用范围，增加了L类（见第1章，2008年版的第1章）。</w:t>
       </w:r>
     </w:p>
@@ -943,6 +971,9 @@
         </w:numPr>
       </w:pPr>
       <w:r>
+        <w:rPr>
+          <w:rFonts w:hint="eastAsia"/>
+        </w:rPr>
         <w:t>增加了L类机动车车速表以及数字式车速表的有关技术内容（见第4章）。</w:t>
       </w:r>
     </w:p>
@@ -955,6 +986,9 @@
         </w:numPr>
       </w:pPr>
       <w:r>
+        <w:rPr>
+          <w:rFonts w:hint="eastAsia"/>
+        </w:rPr>
         <w:t>增加了对车速表装备的规定（见4.1.1）。</w:t>
       </w:r>
     </w:p>
@@ -967,6 +1001,9 @@
         </w:numPr>
       </w:pPr>
       <w:r>
+        <w:rPr>
+          <w:rFonts w:hint="eastAsia"/>
+        </w:rPr>
         <w:t>更改了道路试验方法（见5.2.2，2008年版的5.4）。</w:t>
       </w:r>
     </w:p>
@@ -979,6 +1016,9 @@
         </w:numPr>
       </w:pPr>
       <w:r>
+        <w:rPr>
+          <w:rFonts w:hint="eastAsia"/>
+        </w:rPr>
         <w:t>增加了底盘测功机试验（见5.2.3）。</w:t>
       </w:r>
     </w:p>
@@ -991,46 +1031,69 @@
         </w:numPr>
       </w:pPr>
       <w:r>
+        <w:rPr>
+          <w:rFonts w:hint="eastAsia"/>
+        </w:rPr>
         <w:t>增加了同一型式判定（见第6章）。</w:t>
       </w:r>
     </w:p>
     <w:p>
       <w:pPr>
         <w:pStyle w:val="affffb"/>
-      </w:pPr>
-      <w:r>
+        <w:ind w:firstLine="420"/>
+      </w:pPr>
+      <w:r>
+        <w:rPr>
+          <w:rFonts w:hint="eastAsia"/>
+        </w:rPr>
         <w:t>请注意本文件的某些内容可能涉及专利。本文件的发布机构不承担识别专利的责任。</w:t>
       </w:r>
     </w:p>
     <w:p>
       <w:pPr>
         <w:pStyle w:val="affffb"/>
-      </w:pPr>
-      <w:r>
+        <w:ind w:firstLine="420"/>
+      </w:pPr>
+      <w:r>
+        <w:rPr>
+          <w:rFonts w:hint="eastAsia"/>
+        </w:rPr>
         <w:t>本文件由中华人民共和国工业和信息化部提出并归口。</w:t>
       </w:r>
     </w:p>
     <w:p>
       <w:pPr>
         <w:pStyle w:val="affffb"/>
-      </w:pPr>
-      <w:r>
+        <w:ind w:firstLine="420"/>
+      </w:pPr>
+      <w:r>
+        <w:rPr>
+          <w:rFonts w:hint="eastAsia"/>
+        </w:rPr>
         <w:t>本文件起草单位：江苏新通达电子科技股份有限公司、襄阳达安汽车检测中心有限公司、浙江吉利控股集团有限公司、中国汽车技术研究中心有限公司、江门市大长江集团有限公司、上海机动车检测认证技术研究中心有限公司、中国汽车工程研究院股份有限公司、招商局检测车辆技术研究院有限公司、上汽通用五菱汽车股份有限公司、宁波博信电器有限公司、广西盛百汇电子股份有限公司、上汽大众汽车有限公司、天马微电子股份有限公司、安徽永驰婴童科技股份有限公司、雅迪科技集团有限公司、长城汽车股份有限公司、中检西部检测有限公司、广东省江门市质量计量监督检测所、北汽福田汽车股份有限公司、东风电驱动系统有限公司、矽力杰半导体技术（杭州）有限公司、一汽丰田汽车有限公司技术研发分公司、重庆长安汽车股份有限公司、宁波威奇尔电子有限公司、精电（河源）显示技术有限公司、新大洲本田摩托（苏州）有限公司。</w:t>
       </w:r>
     </w:p>
     <w:p>
       <w:pPr>
         <w:pStyle w:val="affffb"/>
-      </w:pPr>
-      <w:r>
+        <w:ind w:firstLine="420"/>
+      </w:pPr>
+      <w:r>
+        <w:rPr>
+          <w:rFonts w:hint="eastAsia"/>
+        </w:rPr>
         <w:t>本文件主要起草人：许秀香、李孝哲、胡金峰、吴刚、李云伟、莫宗海、张佳磊、纪立、杨超、魏鹿义、严迪锋、王文祥、梁梦瑜、安光坤、张杰、钦厚国、张贞耀、王国伟、贾权利、卓春光、汪杰、耿向阳、余国刚、曾明珠、魏晓燕、高剑、李元年、孙伟东、张圣恒、童志敏、唐秀良、廖航、董舒、张怀平、高肇兴、徐斌。</w:t>
       </w:r>
     </w:p>
     <w:p>
       <w:pPr>
         <w:pStyle w:val="affffb"/>
-      </w:pPr>
-      <w:r>
+        <w:ind w:firstLine="420"/>
+      </w:pPr>
+      <w:r>
+        <w:rPr>
+          <w:rFonts w:hint="eastAsia"/>
+        </w:rPr>
         <w:t>本文件及其所代替文件的历次版本发布情况为：</w:t>
       </w:r>
     </w:p>
@@ -1043,6 +1106,9 @@
         </w:numPr>
       </w:pPr>
       <w:r>
+        <w:rPr>
+          <w:rFonts w:hint="eastAsia"/>
+        </w:rPr>
         <w:t>1994年首次发布为GB 15082—1994，1999年第一次修订，2008年第二次修订；</w:t>
       </w:r>
     </w:p>
@@ -1055,6 +1121,9 @@
         </w:numPr>
       </w:pPr>
       <w:r>
+        <w:rPr>
+          <w:rFonts w:hint="eastAsia"/>
+        </w:rPr>
         <w:t>本次为第三次修订。</w:t>
       </w:r>
     </w:p>
@@ -1081,6 +1150,7 @@
       <w:r>
         <w:rPr>
           <w:b/>
+          <w:rFonts w:hint="eastAsia"/>
         </w:rPr>
         <w:t>汽车、摩托车用车速表</w:t>
       </w:r>
@@ -1090,22 +1160,33 @@
         <w:pStyle w:val="affc"/>
       </w:pPr>
       <w:r>
+        <w:rPr>
+          <w:rFonts w:hint="eastAsia"/>
+        </w:rPr>
         <w:t>范围</w:t>
       </w:r>
     </w:p>
     <w:p>
       <w:pPr>
         <w:pStyle w:val="affffb"/>
-      </w:pPr>
-      <w:r>
+        <w:ind w:firstLine="420"/>
+      </w:pPr>
+      <w:r>
+        <w:rPr>
+          <w:rFonts w:hint="eastAsia"/>
+        </w:rPr>
         <w:t>本文件规定了汽车、摩托车用车速表在装车状态下的要求、试验方法和同一型式判定。</w:t>
       </w:r>
     </w:p>
     <w:p>
       <w:pPr>
         <w:pStyle w:val="affffb"/>
-      </w:pPr>
-      <w:r>
+        <w:ind w:firstLine="420"/>
+      </w:pPr>
+      <w:r>
+        <w:rPr>
+          <w:rFonts w:hint="eastAsia"/>
+        </w:rPr>
         <w:t>本文件适用于M类、N类、L类机动车用车速表。</w:t>
       </w:r>
     </w:p>
@@ -1114,14 +1195,21 @@
         <w:pStyle w:val="affc"/>
       </w:pPr>
       <w:r>
+        <w:rPr>
+          <w:rFonts w:hint="eastAsia"/>
+        </w:rPr>
         <w:t>规范性引用文件</w:t>
       </w:r>
     </w:p>
     <w:p>
       <w:pPr>
         <w:pStyle w:val="affffb"/>
-      </w:pPr>
-      <w:r>
+        <w:ind w:firstLine="420"/>
+      </w:pPr>
+      <w:r>
+        <w:rPr>
+          <w:rFonts w:hint="eastAsia"/>
+        </w:rPr>
         <w:t>本文件没有规范性引用文件。</w:t>
       </w:r>
     </w:p>
@@ -1130,14 +1218,21 @@
         <w:pStyle w:val="affc"/>
       </w:pPr>
       <w:r>
+        <w:rPr>
+          <w:rFonts w:hint="eastAsia"/>
+        </w:rPr>
         <w:t>术语和定义</w:t>
       </w:r>
     </w:p>
     <w:p>
       <w:pPr>
         <w:pStyle w:val="affffb"/>
-      </w:pPr>
-      <w:r>
+        <w:ind w:firstLine="420"/>
+      </w:pPr>
+      <w:r>
+        <w:rPr>
+          <w:rFonts w:hint="eastAsia"/>
+        </w:rPr>
         <w:t>本文件没有需要界定的术语和定义。</w:t>
       </w:r>
     </w:p>
@@ -1146,14 +1241,21 @@
         <w:pStyle w:val="affc"/>
       </w:pPr>
       <w:r>
+        <w:rPr>
+          <w:rFonts w:hint="eastAsia"/>
+        </w:rPr>
         <w:t>要求</w:t>
       </w:r>
     </w:p>
     <w:p>
       <w:pPr>
         <w:pStyle w:val="affd"/>
-      </w:pPr>
-      <w:r>
+        <w:spacing w:before="156" w:after="156"/>
+      </w:pPr>
+      <w:r>
+        <w:rPr>
+          <w:rFonts w:hint="eastAsia"/>
+        </w:rPr>
         <w:t>通用要求</w:t>
       </w:r>
     </w:p>
@@ -1166,6 +1268,9 @@
         </w:numPr>
       </w:pPr>
       <w:r>
+        <w:rPr>
+          <w:rFonts w:hint="eastAsia"/>
+        </w:rPr>
         <w:t>车辆应至少装备指针（包括物理指针和虚拟指针）式车速表和数字式车速表中的一种。</w:t>
       </w:r>
     </w:p>
@@ -1174,6 +1279,9 @@
         <w:pStyle w:val="afff2"/>
       </w:pPr>
       <w:r>
+        <w:rPr>
+          <w:rFonts w:hint="eastAsia"/>
+        </w:rPr>
         <w:t>虚拟指针式车速表在感官上与物理指针式车速表相同。</w:t>
       </w:r>
     </w:p>
@@ -1186,6 +1294,9 @@
         </w:numPr>
       </w:pPr>
       <w:r>
+        <w:rPr>
+          <w:rFonts w:hint="eastAsia"/>
+        </w:rPr>
         <w:t>车速表显示信息应位于驾驶员的直接视野内，且昼夜均应清晰易读。</w:t>
       </w:r>
     </w:p>
@@ -1198,46 +1309,69 @@
         </w:numPr>
       </w:pPr>
       <w:r>
+        <w:rPr>
+          <w:rFonts w:hint="eastAsia"/>
+        </w:rPr>
         <w:t>车速表指示车速最大值应能涵盖所装备车型的最高设计车速。</w:t>
       </w:r>
     </w:p>
     <w:p>
       <w:pPr>
         <w:pStyle w:val="affd"/>
-      </w:pPr>
-      <w:r>
+        <w:spacing w:before="156" w:after="156"/>
+      </w:pPr>
+      <w:r>
+        <w:rPr>
+          <w:rFonts w:hint="eastAsia"/>
+        </w:rPr>
         <w:t>车速标示</w:t>
       </w:r>
     </w:p>
     <w:p>
       <w:pPr>
         <w:pStyle w:val="affe"/>
-      </w:pPr>
-      <w:r>
+        <w:spacing w:before="156" w:after="156"/>
+      </w:pPr>
+      <w:r>
+        <w:rPr>
+          <w:rFonts w:hint="eastAsia"/>
+        </w:rPr>
         <w:t>分度值</w:t>
       </w:r>
     </w:p>
     <w:p>
       <w:pPr>
         <w:pStyle w:val="affffb"/>
-      </w:pPr>
-      <w:r>
+        <w:ind w:firstLine="420"/>
+      </w:pPr>
+      <w:r>
+        <w:rPr>
+          <w:rFonts w:hint="eastAsia"/>
+        </w:rPr>
         <w:t>指针式车速表在20 km/h以上、数字式车速表在5 km/h以上，分度值应为1 km/h、2 km/h、5 km/h、10 km/h中的任一种或几种。</w:t>
       </w:r>
     </w:p>
     <w:p>
       <w:pPr>
         <w:pStyle w:val="affe"/>
-      </w:pPr>
-      <w:r>
+        <w:spacing w:before="156" w:after="156"/>
+      </w:pPr>
+      <w:r>
+        <w:rPr>
+          <w:rFonts w:hint="eastAsia"/>
+        </w:rPr>
         <w:t>标度值</w:t>
       </w:r>
     </w:p>
     <w:p>
       <w:pPr>
         <w:pStyle w:val="affffb"/>
-      </w:pPr>
-      <w:r>
+        <w:ind w:firstLine="420"/>
+      </w:pPr>
+      <w:r>
+        <w:rPr>
+          <w:rFonts w:hint="eastAsia"/>
+        </w:rPr>
         <w:t>对指针式车速表，标度盘上标度值的间隔不要求均匀，在20 km/h以上，标度值按下列规定进行标示。</w:t>
       </w:r>
     </w:p>
@@ -1250,6 +1384,9 @@
         </w:numPr>
       </w:pPr>
       <w:r>
+        <w:rPr>
+          <w:rFonts w:hint="eastAsia"/>
+        </w:rPr>
         <w:t>用于M类、N类、L3类、L4类和L5类车辆的车速表，当标度盘上的最大值未超出200 km/h时，标度值应以不超过20 km/h的间隔显示；当标度盘上的最大值超出200 km/h时，标度值应以不超过30 km/h的间隔显示。</w:t>
       </w:r>
     </w:p>
@@ -1262,26 +1399,40 @@
         </w:numPr>
       </w:pPr>
       <w:r>
+        <w:rPr>
+          <w:rFonts w:hint="eastAsia"/>
+        </w:rPr>
         <w:t>用于L1类和L2类车辆的车速表，标度盘上的最大值不应超过80 km/h，标度值应以不超过10 km/h的间隔显示。</w:t>
       </w:r>
     </w:p>
     <w:p>
       <w:pPr>
         <w:pStyle w:val="affd"/>
-      </w:pPr>
-      <w:r>
+        <w:spacing w:before="156" w:after="156"/>
+      </w:pPr>
+      <w:r>
+        <w:rPr>
+          <w:rFonts w:hint="eastAsia"/>
+        </w:rPr>
         <w:t>指示误差</w:t>
       </w:r>
     </w:p>
     <w:p>
       <w:pPr>
         <w:pStyle w:val="affffb"/>
-      </w:pPr>
-      <w:r>
+        <w:ind w:firstLine="420"/>
+      </w:pPr>
+      <w:r>
+        <w:rPr>
+          <w:rFonts w:hint="eastAsia"/>
+        </w:rPr>
         <w:t>指针式车速表和数字式车速表指示车速不应低于实际车速，按5.2.2或5.2.3进行试验，指示车速与实际车速之间的误差应满足</w:t>
       </w:r>
       <w:hyperlink w:anchor="_Ref543517053" w:history="1">
         <w:r>
+          <w:rPr>
+            <w:rFonts w:hint="eastAsia"/>
+          </w:rPr>
           <w:t>式（</w:t>
         </w:r>
         <w:r>
@@ -1294,16 +1445,25 @@
           <w:fldChar w:fldCharType="separate"/>
         </w:r>
         <w:r>
+          <w:rPr>
+            <w:rFonts w:hint="eastAsia"/>
+          </w:rPr>
           <w:t>?</w:t>
         </w:r>
         <w:r>
           <w:fldChar w:fldCharType="end"/>
         </w:r>
         <w:r>
+          <w:rPr>
+            <w:rFonts w:hint="eastAsia"/>
+          </w:rPr>
           <w:t>）</w:t>
         </w:r>
       </w:hyperlink>
       <w:r>
+        <w:rPr>
+          <w:rFonts w:hint="eastAsia"/>
+        </w:rPr>
         <w:t>的规定。</w:t>
       </w:r>
     </w:p>
@@ -1317,12 +1477,14 @@
       <w:r>
         <w:rPr>
           <w:vanish/>
+          <w:rFonts w:hint="eastAsia"/>
         </w:rPr>
         <w:t>公式</w:t>
       </w:r>
       <w:r>
         <w:rPr>
           <w:vanish/>
+          <w:rFonts w:hint="eastAsia"/>
         </w:rPr>
         <w:t xml:space="preserve"> </w:t>
       </w:r>
@@ -1348,6 +1510,7 @@
       <w:r>
         <w:rPr>
           <w:vanish/>
+          <w:rFonts w:hint="eastAsia"/>
         </w:rPr>
         <w:t>1</w:t>
       </w:r>
@@ -1433,6 +1596,9 @@
         <w:tab/>
       </w:r>
       <w:r>
+        <w:rPr>
+          <w:rFonts w:hint="eastAsia"/>
+        </w:rPr>
         <w:t>（</w:t>
       </w:r>
       <w:r>
@@ -1445,36 +1611,54 @@
         <w:fldChar w:fldCharType="separate"/>
       </w:r>
       <w:r>
+        <w:rPr>
+          <w:rFonts w:hint="eastAsia"/>
+        </w:rPr>
         <w:t>1</w:t>
       </w:r>
       <w:r>
         <w:fldChar w:fldCharType="end"/>
       </w:r>
       <w:r>
+        <w:rPr>
+          <w:rFonts w:hint="eastAsia"/>
+        </w:rPr>
         <w:t>）</w:t>
       </w:r>
     </w:p>
     <w:p>
       <w:pPr>
         <w:pStyle w:val="affffb"/>
-      </w:pPr>
-      <w:r>
+        <w:ind w:firstLine="420"/>
+      </w:pPr>
+      <w:r>
+        <w:rPr>
+          <w:rFonts w:hint="eastAsia"/>
+        </w:rPr>
         <w:t>式中：</w:t>
       </w:r>
     </w:p>
     <w:p>
       <w:pPr>
         <w:pStyle w:val="affffb"/>
-      </w:pPr>
-      <w:r>
+        <w:ind w:firstLine="420"/>
+      </w:pPr>
+      <w:r>
+        <w:rPr>
+          <w:rFonts w:hint="eastAsia"/>
+        </w:rPr>
         <w:t>v1 ——车速表指示车速，单位为千米每小时（km/h）；</w:t>
       </w:r>
     </w:p>
     <w:p>
       <w:pPr>
         <w:pStyle w:val="affffb"/>
-      </w:pPr>
-      <w:r>
+        <w:ind w:firstLine="420"/>
+      </w:pPr>
+      <w:r>
+        <w:rPr>
+          <w:rFonts w:hint="eastAsia"/>
+        </w:rPr>
         <w:t>v2 ——实际车速，单位为千米每小时（km/h）。</w:t>
       </w:r>
     </w:p>
@@ -1483,22 +1667,33 @@
         <w:pStyle w:val="affc"/>
       </w:pPr>
       <w:r>
+        <w:rPr>
+          <w:rFonts w:hint="eastAsia"/>
+        </w:rPr>
         <w:t>试验方法</w:t>
       </w:r>
     </w:p>
     <w:p>
       <w:pPr>
         <w:pStyle w:val="affd"/>
-      </w:pPr>
-      <w:r>
+        <w:spacing w:before="156" w:after="156"/>
+      </w:pPr>
+      <w:r>
+        <w:rPr>
+          <w:rFonts w:hint="eastAsia"/>
+        </w:rPr>
         <w:t>试验条件</w:t>
       </w:r>
     </w:p>
     <w:p>
       <w:pPr>
         <w:pStyle w:val="affffb"/>
-      </w:pPr>
-      <w:r>
+        <w:ind w:firstLine="420"/>
+      </w:pPr>
+      <w:r>
+        <w:rPr>
+          <w:rFonts w:hint="eastAsia"/>
+        </w:rPr>
         <w:t>试验条件应满足下列规定。</w:t>
       </w:r>
     </w:p>
@@ -1511,6 +1706,9 @@
         </w:numPr>
       </w:pPr>
       <w:r>
+        <w:rPr>
+          <w:rFonts w:hint="eastAsia"/>
+        </w:rPr>
         <w:t>车速表处的温度为23 ℃±5 ℃（其中L类车辆准许放宽至0 ℃～38 ℃）。</w:t>
       </w:r>
     </w:p>
@@ -1523,6 +1721,9 @@
         </w:numPr>
       </w:pPr>
       <w:r>
+        <w:rPr>
+          <w:rFonts w:hint="eastAsia"/>
+        </w:rPr>
         <w:t>测试车速允许的偏差为±2 km/h。</w:t>
       </w:r>
     </w:p>
@@ -1535,6 +1736,9 @@
         </w:numPr>
       </w:pPr>
       <w:r>
+        <w:rPr>
+          <w:rFonts w:hint="eastAsia"/>
+        </w:rPr>
         <w:t>用以测试车速的试验仪器误差不大于±1.0%。</w:t>
       </w:r>
     </w:p>
@@ -1547,6 +1751,9 @@
         </w:numPr>
       </w:pPr>
       <w:r>
+        <w:rPr>
+          <w:rFonts w:hint="eastAsia"/>
+        </w:rPr>
         <w:t>车辆装备：</w:t>
       </w:r>
     </w:p>
@@ -1559,6 +1766,9 @@
         </w:numPr>
       </w:pPr>
       <w:r>
+        <w:rPr>
+          <w:rFonts w:hint="eastAsia"/>
+        </w:rPr>
         <w:t>为整备质量再加上驾驶员、试验人员（如果需要的话）和测试装备（其中L类驾驶员及其装备的总质量为75 kg±5 kg）；</w:t>
       </w:r>
     </w:p>
@@ -1571,14 +1781,21 @@
         </w:numPr>
       </w:pPr>
       <w:r>
+        <w:rPr>
+          <w:rFonts w:hint="eastAsia"/>
+        </w:rPr>
         <w:t>所配轮胎气压为正常行驶用气压，即在车辆制造商规定的冷态充气压力下再增加20 kPa。</w:t>
       </w:r>
     </w:p>
     <w:p>
       <w:pPr>
         <w:pStyle w:val="affd"/>
-      </w:pPr>
-      <w:r>
+        <w:spacing w:before="156" w:after="156"/>
+      </w:pPr>
+      <w:r>
+        <w:rPr>
+          <w:rFonts w:hint="eastAsia"/>
+        </w:rPr>
         <w:t>指示误差试验</w:t>
       </w:r>
     </w:p>
@@ -1591,6 +1808,9 @@
         </w:numPr>
       </w:pPr>
       <w:r>
+        <w:rPr>
+          <w:rFonts w:hint="eastAsia"/>
+        </w:rPr>
         <w:t>试验时应按</w:t>
       </w:r>
       <w:r>
@@ -1603,12 +1823,18 @@
         <w:fldChar w:fldCharType="separate"/>
       </w:r>
       <w:r>
+        <w:rPr>
+          <w:rFonts w:hint="eastAsia"/>
+        </w:rPr>
         <w:t>表?</w:t>
       </w:r>
       <w:r>
         <w:fldChar w:fldCharType="end"/>
       </w:r>
       <w:r>
+        <w:rPr>
+          <w:rFonts w:hint="eastAsia"/>
+        </w:rPr>
         <w:t>选取测试车速。</w:t>
       </w:r>
     </w:p>
@@ -1619,8 +1845,12 @@
           <w:ilvl w:val="0"/>
           <w:numId w:val="10"/>
         </w:numPr>
-      </w:pPr>
-      <w:r>
+        <w:keepNext/>
+      </w:pPr>
+      <w:r>
+        <w:rPr>
+          <w:rFonts w:hint="eastAsia"/>
+        </w:rPr>
         <w:t xml:space="preserve">　</w:t>
       </w:r>
       <w:bookmarkStart w:id="1002" w:name="_Ref512971109"/>
@@ -1628,6 +1858,9 @@
       <w:bookmarkStart w:id="1004" w:name="_Ref604906871"/>
       <w:bookmarkStart w:id="1005" w:name="_Ref651458273"/>
       <w:r>
+        <w:rPr>
+          <w:rFonts w:hint="eastAsia"/>
+        </w:rPr>
         <w:t>测试车速</w:t>
       </w:r>
       <w:bookmarkEnd w:id="1002"/>
@@ -1639,8 +1872,12 @@
       <w:pPr>
         <w:pStyle w:val="affffffffff0"/>
         <w:jc w:val="right"/>
-      </w:pPr>
-      <w:r>
+        <w:keepNext/>
+      </w:pPr>
+      <w:r>
+        <w:rPr>
+          <w:rFonts w:hint="eastAsia"/>
+        </w:rPr>
         <w:t>单位为千米每小时</w:t>
       </w:r>
     </w:p>
@@ -1683,10 +1920,13 @@
           <w:p>
             <w:pPr>
               <w:pStyle w:val="afffffffff9"/>
-              <w:jc w:val="left"/>
+              <w:jc w:val="center"/>
             </w:pPr>
             <w:r/>
             <w:r>
+              <w:rPr>
+                <w:rFonts w:hint="eastAsia"/>
+              </w:rPr>
               <w:t>最高设计车速（</w:t>
             </w:r>
             <m:oMath>
@@ -1707,6 +1947,9 @@
               </m:sSub>
             </m:oMath>
             <w:r>
+              <w:rPr>
+                <w:rFonts w:hint="eastAsia"/>
+              </w:rPr>
               <w:t>）</w:t>
             </w:r>
           </w:p>
@@ -1732,6 +1975,9 @@
             </w:pPr>
             <w:r/>
             <w:r>
+              <w:rPr>
+                <w:rFonts w:hint="eastAsia"/>
+              </w:rPr>
               <w:t>测试车速</w:t>
             </w:r>
           </w:p>
@@ -1795,6 +2041,9 @@
             </w:pPr>
             <w:r/>
             <w:r>
+              <w:rPr>
+                <w:rFonts w:hint="eastAsia"/>
+              </w:rPr>
               <w:t>80%</w:t>
             </w:r>
             <m:oMath>
@@ -1878,6 +2127,9 @@
             </w:pPr>
             <w:r/>
             <w:r>
+              <w:rPr>
+                <w:rFonts w:hint="eastAsia"/>
+              </w:rPr>
               <w:t>40、80%</w:t>
             </w:r>
             <m:oMath>
@@ -1898,6 +2150,9 @@
               </m:sSub>
             </m:oMath>
             <w:r>
+              <w:rPr>
+                <w:rFonts w:hint="eastAsia"/>
+              </w:rPr>
               <w:t>（≥55）</w:t>
             </w:r>
           </w:p>
@@ -1964,6 +2219,9 @@
             </w:pPr>
             <w:r/>
             <w:r>
+              <w:rPr>
+                <w:rFonts w:hint="eastAsia"/>
+              </w:rPr>
               <w:t>40、80、80%</w:t>
             </w:r>
             <m:oMath>
@@ -1984,6 +2242,9 @@
               </m:sSub>
             </m:oMath>
             <w:r>
+              <w:rPr>
+                <w:rFonts w:hint="eastAsia"/>
+              </w:rPr>
               <w:t>（≥100）</w:t>
             </w:r>
           </w:p>
@@ -2047,6 +2308,9 @@
             </w:pPr>
             <w:r/>
             <w:r>
+              <w:rPr>
+                <w:rFonts w:hint="eastAsia"/>
+              </w:rPr>
               <w:t>40、80、120</w:t>
             </w:r>
           </w:p>
@@ -2071,6 +2335,9 @@
             </w:pPr>
             <w:r/>
             <w:r>
+              <w:rPr>
+                <w:rFonts w:hint="eastAsia"/>
+              </w:rPr>
               <w:t>对于指针式车速表，80%</w:t>
             </w:r>
             <m:oMath>
@@ -2091,6 +2358,9 @@
               </m:sSub>
             </m:oMath>
             <w:r>
+              <w:rPr>
+                <w:rFonts w:hint="eastAsia"/>
+              </w:rPr>
               <w:t>计算值若不在分度线上，向上取临近的分度线车速值；若该值超过</w:t>
             </w:r>
             <m:oMath>
@@ -2111,6 +2381,9 @@
               </m:sSub>
             </m:oMath>
             <w:r>
+              <w:rPr>
+                <w:rFonts w:hint="eastAsia"/>
+              </w:rPr>
               <w:t>，则向下取临近的分度线车速值。</w:t>
             </w:r>
           </w:p>
@@ -2126,6 +2399,9 @@
         </w:numPr>
       </w:pPr>
       <w:r>
+        <w:rPr>
+          <w:rFonts w:hint="eastAsia"/>
+        </w:rPr>
         <w:t>采用道路试验方法试验时，道路表面应平整干燥，并有足够的附着力。在试验道路上设置最短100 m的直线测试区。测试区前后应有足够长的辅助行驶区。在辅助行驶区内使车速表指示车速稳定在</w:t>
       </w:r>
       <w:r>
@@ -2138,12 +2414,18 @@
         <w:fldChar w:fldCharType="separate"/>
       </w:r>
       <w:r>
+        <w:rPr>
+          <w:rFonts w:hint="eastAsia"/>
+        </w:rPr>
         <w:t>表?</w:t>
       </w:r>
       <w:r>
         <w:fldChar w:fldCharType="end"/>
       </w:r>
       <w:r>
+        <w:rPr>
+          <w:rFonts w:hint="eastAsia"/>
+        </w:rPr>
         <w:t>所示的测试速度点，随后保持该速度通过测试区。测量通过测试区所需的时间，计算出车速，往返行驶各一次，两次车速的平均值即为实际车速。</w:t>
       </w:r>
     </w:p>
@@ -2156,6 +2438,9 @@
         </w:numPr>
       </w:pPr>
       <w:r>
+        <w:rPr>
+          <w:rFonts w:hint="eastAsia"/>
+        </w:rPr>
         <w:t>采用底盘测功机进行试验时，转鼓直径不应小于0.4 m。车辆在底盘测功机上使车速表指示车速稳定在</w:t>
       </w:r>
       <w:r>
@@ -2168,12 +2453,18 @@
         <w:fldChar w:fldCharType="separate"/>
       </w:r>
       <w:r>
+        <w:rPr>
+          <w:rFonts w:hint="eastAsia"/>
+        </w:rPr>
         <w:t>表?</w:t>
       </w:r>
       <w:r>
         <w:fldChar w:fldCharType="end"/>
       </w:r>
       <w:r>
+        <w:rPr>
+          <w:rFonts w:hint="eastAsia"/>
+        </w:rPr>
         <w:t>给出的测试速度点，底盘测功机上显示的车速即为实际车速。</w:t>
       </w:r>
     </w:p>
@@ -2182,6 +2473,9 @@
         <w:pStyle w:val="affc"/>
       </w:pPr>
       <w:r>
+        <w:rPr>
+          <w:rFonts w:hint="eastAsia"/>
+        </w:rPr>
         <w:t>同一型式判定</w:t>
       </w:r>
     </w:p>
@@ -2194,6 +2488,9 @@
         </w:numPr>
       </w:pPr>
       <w:r>
+        <w:rPr>
+          <w:rFonts w:hint="eastAsia"/>
+        </w:rPr>
         <w:t>M类、N类车辆用车速表如符合下列规定，则视为同一型式：</w:t>
       </w:r>
     </w:p>
@@ -2206,6 +2503,9 @@
         </w:numPr>
       </w:pPr>
       <w:r>
+        <w:rPr>
+          <w:rFonts w:hint="eastAsia"/>
+        </w:rPr>
         <w:t>车速表型号相同；</w:t>
       </w:r>
     </w:p>
@@ -2218,6 +2518,9 @@
         </w:numPr>
       </w:pPr>
       <w:r>
+        <w:rPr>
+          <w:rFonts w:hint="eastAsia"/>
+        </w:rPr>
         <w:t>驱动桥速比在所有选装驱动桥速比的最大值和最小值之间（不适用直接通过轮速传感器获得车速信号的车辆）；</w:t>
       </w:r>
     </w:p>
@@ -2230,6 +2533,9 @@
         </w:numPr>
       </w:pPr>
       <w:r>
+        <w:rPr>
+          <w:rFonts w:hint="eastAsia"/>
+        </w:rPr>
         <w:t>驱动车速表的轮胎静负荷半径在所有选装轮胎的静负荷半径最大值和最小值之间。</w:t>
       </w:r>
     </w:p>
@@ -2242,6 +2548,9 @@
         </w:numPr>
       </w:pPr>
       <w:r>
+        <w:rPr>
+          <w:rFonts w:hint="eastAsia"/>
+        </w:rPr>
         <w:t>L类车辆用车速表如符合下列规定，则视为同一型式：</w:t>
       </w:r>
     </w:p>
@@ -2254,6 +2563,9 @@
         </w:numPr>
       </w:pPr>
       <w:r>
+        <w:rPr>
+          <w:rFonts w:hint="eastAsia"/>
+        </w:rPr>
         <w:t>车速表型号相同；</w:t>
       </w:r>
     </w:p>
@@ -2266,6 +2578,9 @@
         </w:numPr>
       </w:pPr>
       <w:r>
+        <w:rPr>
+          <w:rFonts w:hint="eastAsia"/>
+        </w:rPr>
         <w:t>车速表驱动装置的总传动比相同；</w:t>
       </w:r>
     </w:p>
@@ -2278,6 +2593,9 @@
         </w:numPr>
       </w:pPr>
       <w:r>
+        <w:rPr>
+          <w:rFonts w:hint="eastAsia"/>
+        </w:rPr>
         <w:t>驱动车速表的轮胎静负荷半径相同。</w:t>
       </w:r>
     </w:p>
@@ -2286,20 +2604,28 @@
         <w:pStyle w:val="affc"/>
       </w:pPr>
       <w:r>
+        <w:rPr>
+          <w:rFonts w:hint="eastAsia"/>
+        </w:rPr>
         <w:t>标准的实施</w:t>
       </w:r>
     </w:p>
     <w:p>
       <w:pPr>
         <w:pStyle w:val="affffb"/>
-      </w:pPr>
-      <w:r>
+        <w:ind w:firstLine="420"/>
+      </w:pPr>
+      <w:r>
+        <w:rPr>
+          <w:rFonts w:hint="eastAsia"/>
+        </w:rPr>
         <w:t>对于新申请型式批准的车型，自本文件实施之日起开始执行。对于已获型式批准的车型，自本文件实施之日起第13个月开始执行。</w:t>
       </w:r>
     </w:p>
     <w:p>
       <w:pPr>
         <w:pStyle w:val="affffb"/>
+        <w:ind w:left="0"/>
         <w:jc w:val="center"/>
       </w:pPr>
       <w:r>
@@ -2394,6 +2720,7 @@
       <w:rPr>
         <w:noProof/>
         <w:lang w:val="zh-CN"/>
+        <w:rFonts w:hint="eastAsia"/>
       </w:rPr>
       <w:t>2</w:t>
     </w:r>
@@ -2449,6 +2776,7 @@
       <w:rPr>
         <w:noProof/>
         <w:lang w:val="zh-CN"/>
+        <w:rFonts w:hint="eastAsia"/>
       </w:rPr>
       <w:t>1</w:t>
     </w:r>
@@ -2523,7 +2851,7 @@
     </w:pPr>
     <w:r>
       <w:rPr>
-        <w:rFonts w:ascii="黑体" w:eastAsia="黑体" w:hAnsi="黑体"/>
+        <w:rFonts w:ascii="黑体" w:eastAsia="黑体" w:hAnsi="黑体" w:hint="eastAsia"/>
       </w:rPr>
       <w:t>Q/LB.</w:t>
     </w:r>
@@ -2535,7 +2863,7 @@
     </w:r>
     <w:r>
       <w:rPr>
-        <w:rFonts w:ascii="黑体" w:eastAsia="黑体" w:hAnsi="黑体"/>
+        <w:rFonts w:ascii="黑体" w:eastAsia="黑体" w:hAnsi="黑体" w:hint="eastAsia"/>
       </w:rPr>
       <w:t>XXXXX-XXXX</w:t>
     </w:r>
@@ -2588,6 +2916,7 @@
     <w:r>
       <w:rPr>
         <w:noProof/>
+        <w:rFonts w:hint="eastAsia"/>
       </w:rPr>
       <w:t>GB/T XXXXX—XXXX</w:t>
     </w:r>
@@ -8267,6 +8596,7 @@
       <w:numPr>
         <w:numId w:val="1"/>
       </w:numPr>
+      <w:spacing w:before="0" w:after="0" w:line="400" w:lineRule="exact"/>
     </w:pPr>
     <w:rPr>
       <w:rFonts w:ascii="宋体" w:hAnsi="Times New Roman"/>
@@ -8281,6 +8611,7 @@
       <w:autoSpaceDN w:val="0"/>
       <w:ind w:firstLineChars="200" w:firstLine="200"/>
       <w:jc w:val="both"/>
+      <w:spacing w:before="0" w:after="0" w:line="400" w:lineRule="exact"/>
     </w:pPr>
     <w:rPr>
       <w:rFonts w:ascii="宋体" w:hAnsi="Times New Roman"/>
@@ -8298,7 +8629,7 @@
         <w:ilvl w:val="3"/>
         <w:numId w:val="2"/>
       </w:numPr>
-      <w:spacing w:beforeLines="50" w:before="50" w:afterLines="50" w:after="50"/>
+      <w:spacing w:beforeLines="50" w:before="50" w:afterLines="50" w:after="50" w:line="400" w:lineRule="exact"/>
       <w:jc w:val="both"/>
       <w:outlineLvl w:val="2"/>
     </w:pPr>
@@ -8467,7 +8798,7 @@
       </w:numPr>
       <w:adjustRightInd w:val="0"/>
       <w:snapToGrid w:val="0"/>
-      <w:spacing w:beforeLines="50" w:before="50" w:afterLines="50" w:after="50"/>
+      <w:spacing w:beforeLines="50" w:before="50" w:afterLines="50" w:after="50" w:line="400" w:lineRule="exact"/>
       <w:ind w:firstLine="420"/>
       <w:jc w:val="center"/>
       <w:textAlignment w:val="baseline"/>
@@ -8584,7 +8915,7 @@
       </w:numPr>
       <w:adjustRightInd w:val="0"/>
       <w:snapToGrid w:val="0"/>
-      <w:spacing w:beforeLines="50" w:before="50" w:afterLines="50" w:after="50"/>
+      <w:spacing w:beforeLines="50" w:before="50" w:afterLines="50" w:after="50" w:line="400" w:lineRule="exact"/>
       <w:ind w:firstLine="420"/>
       <w:jc w:val="center"/>
     </w:pPr>
@@ -8729,6 +9060,7 @@
       </w:numPr>
       <w:adjustRightInd w:val="0"/>
       <w:snapToGrid w:val="0"/>
+      <w:spacing w:before="0" w:after="0" w:line="400" w:lineRule="exact"/>
     </w:pPr>
     <w:rPr>
       <w:rFonts w:ascii="Times New Roman" w:hAnsi="Times New Roman"/>
@@ -8743,6 +9075,7 @@
       <w:numPr>
         <w:numId w:val="7"/>
       </w:numPr>
+      <w:spacing w:before="0" w:after="0" w:line="400" w:lineRule="exact"/>
     </w:pPr>
   </w:style>
   <w:style w:type="paragraph" w:customStyle="1" w:styleId="afff">
@@ -8756,6 +9089,7 @@
         <w:ilvl w:val="4"/>
       </w:numPr>
       <w:outlineLvl w:val="3"/>
+      <w:spacing w:before="50" w:after="50" w:line="400" w:lineRule="exact"/>
     </w:pPr>
   </w:style>
   <w:style w:type="character" w:styleId="affffff3">
@@ -8791,6 +9125,7 @@
         <w:numId w:val="20"/>
       </w:numPr>
       <w:jc w:val="both"/>
+      <w:spacing w:before="0" w:after="0" w:line="400" w:lineRule="exact"/>
     </w:pPr>
     <w:rPr>
       <w:rFonts w:ascii="宋体" w:hAnsi="宋体"/>
@@ -8807,7 +9142,7 @@
         <w:ilvl w:val="5"/>
         <w:numId w:val="2"/>
       </w:numPr>
-      <w:spacing w:beforeLines="50" w:before="50" w:afterLines="50" w:after="50"/>
+      <w:spacing w:beforeLines="50" w:before="50" w:afterLines="50" w:after="50" w:line="400" w:lineRule="exact"/>
       <w:jc w:val="both"/>
       <w:outlineLvl w:val="4"/>
     </w:pPr>
@@ -8910,7 +9245,7 @@
         <w:ilvl w:val="6"/>
         <w:numId w:val="2"/>
       </w:numPr>
-      <w:spacing w:beforeLines="50" w:before="50" w:afterLines="50" w:after="50"/>
+      <w:spacing w:beforeLines="50" w:before="50" w:afterLines="50" w:after="50" w:line="400" w:lineRule="exact"/>
       <w:jc w:val="both"/>
       <w:outlineLvl w:val="5"/>
     </w:pPr>
@@ -8928,7 +9263,7 @@
         <w:ilvl w:val="1"/>
         <w:numId w:val="2"/>
       </w:numPr>
-      <w:spacing w:beforeLines="100" w:before="100" w:afterLines="100" w:after="100"/>
+      <w:spacing w:before="312" w:after="312" w:line="400" w:lineRule="exact"/>
       <w:jc w:val="both"/>
       <w:outlineLvl w:val="0"/>
     </w:pPr>
@@ -8946,7 +9281,7 @@
       <w:numPr>
         <w:ilvl w:val="2"/>
       </w:numPr>
-      <w:spacing w:beforeLines="50" w:before="50" w:afterLines="50" w:after="50"/>
+      <w:spacing w:beforeLines="50" w:before="50" w:afterLines="50" w:after="50" w:line="400" w:lineRule="exact"/>
       <w:outlineLvl w:val="1"/>
     </w:pPr>
   </w:style>
@@ -9001,6 +9336,7 @@
         <w:numId w:val="23"/>
       </w:numPr>
       <w:jc w:val="both"/>
+      <w:spacing w:before="0" w:after="0" w:line="400" w:lineRule="exact"/>
     </w:pPr>
     <w:rPr>
       <w:rFonts w:ascii="宋体" w:hAnsi="Times New Roman"/>
@@ -9062,7 +9398,7 @@
       <w:tabs>
         <w:tab w:val="left" w:pos="0"/>
       </w:tabs>
-      <w:spacing w:beforeLines="50" w:before="50" w:afterLines="50" w:after="50"/>
+      <w:spacing w:beforeLines="50" w:before="50" w:afterLines="50" w:after="50" w:line="400" w:lineRule="exact"/>
       <w:jc w:val="center"/>
     </w:pPr>
     <w:rPr>
@@ -9094,7 +9430,7 @@
       <w:numPr>
         <w:numId w:val="11"/>
       </w:numPr>
-      <w:spacing w:beforeLines="50" w:before="50" w:afterLines="50" w:after="50"/>
+      <w:spacing w:beforeLines="50" w:before="50" w:afterLines="50" w:after="50" w:line="400" w:lineRule="exact"/>
       <w:jc w:val="center"/>
     </w:pPr>
     <w:rPr>
@@ -9140,6 +9476,7 @@
         <w:ilvl w:val="2"/>
         <w:numId w:val="23"/>
       </w:numPr>
+      <w:spacing w:before="0" w:after="0" w:line="400" w:lineRule="exact"/>
     </w:pPr>
     <w:rPr>
       <w:rFonts w:ascii="宋体" w:hAnsi="Times New Roman"/>
@@ -9777,7 +10114,7 @@
     <w:qFormat/>
     <w:rsid w:val="00BA263B"/>
     <w:pPr>
-      <w:spacing w:beforeLines="0" w:before="0" w:afterLines="0" w:after="0"/>
+      <w:spacing w:beforeLines="0" w:before="0" w:afterLines="0" w:after="0" w:line="400" w:lineRule="exact"/>
       <w:outlineLvl w:val="9"/>
     </w:pPr>
     <w:rPr>
@@ -9790,7 +10127,7 @@
     <w:qFormat/>
     <w:rsid w:val="00BA263B"/>
     <w:pPr>
-      <w:spacing w:beforeLines="0" w:before="0" w:afterLines="0" w:after="0"/>
+      <w:spacing w:beforeLines="0" w:before="0" w:afterLines="0" w:after="0" w:line="400" w:lineRule="exact"/>
       <w:outlineLvl w:val="9"/>
     </w:pPr>
     <w:rPr>
@@ -9803,7 +10140,7 @@
     <w:qFormat/>
     <w:rsid w:val="00BA263B"/>
     <w:pPr>
-      <w:spacing w:beforeLines="0" w:before="0" w:afterLines="0" w:after="0"/>
+      <w:spacing w:beforeLines="0" w:before="0" w:afterLines="0" w:after="0" w:line="400" w:lineRule="exact"/>
       <w:outlineLvl w:val="9"/>
     </w:pPr>
     <w:rPr>
@@ -9816,7 +10153,7 @@
     <w:qFormat/>
     <w:rsid w:val="00BA263B"/>
     <w:pPr>
-      <w:spacing w:beforeLines="0" w:before="0" w:afterLines="0" w:after="0"/>
+      <w:spacing w:beforeLines="0" w:before="0" w:afterLines="0" w:after="0" w:line="400" w:lineRule="exact"/>
       <w:outlineLvl w:val="9"/>
     </w:pPr>
     <w:rPr>
@@ -9839,7 +10176,7 @@
     <w:qFormat/>
     <w:rsid w:val="00BA263B"/>
     <w:pPr>
-      <w:spacing w:beforeLines="0" w:before="0" w:afterLines="0" w:after="0"/>
+      <w:spacing w:beforeLines="0" w:before="0" w:afterLines="0" w:after="0" w:line="400" w:lineRule="exact"/>
       <w:outlineLvl w:val="9"/>
     </w:pPr>
     <w:rPr>
@@ -9940,6 +10277,7 @@
         <w:numId w:val="23"/>
       </w:numPr>
       <w:jc w:val="both"/>
+      <w:spacing w:before="0" w:after="0" w:line="400" w:lineRule="exact"/>
     </w:pPr>
     <w:rPr>
       <w:rFonts w:ascii="宋体" w:hAnsi="Times New Roman"/>
@@ -10016,6 +10354,7 @@
       <w:autoSpaceDE w:val="0"/>
       <w:autoSpaceDN w:val="0"/>
       <w:jc w:val="both"/>
+      <w:spacing w:before="0" w:after="0" w:line="300" w:lineRule="exact"/>
     </w:pPr>
     <w:rPr>
       <w:rFonts w:ascii="宋体" w:hAnsi="Times New Roman"/>
@@ -10034,6 +10373,7 @@
       <w:autoSpaceDE w:val="0"/>
       <w:autoSpaceDN w:val="0"/>
       <w:jc w:val="both"/>
+      <w:spacing w:before="0" w:after="0" w:line="300" w:lineRule="exact"/>
     </w:pPr>
     <w:rPr>
       <w:rFonts w:ascii="宋体" w:hAnsi="Times New Roman"/>
@@ -10051,6 +10391,7 @@
         <w:numId w:val="26"/>
       </w:numPr>
       <w:jc w:val="both"/>
+      <w:spacing w:before="0" w:after="0" w:line="400" w:lineRule="exact"/>
     </w:pPr>
     <w:rPr>
       <w:rFonts w:ascii="宋体" w:hAnsi="Times New Roman"/>
@@ -10671,6 +11012,7 @@
     <w:rsid w:val="009674AD"/>
     <w:pPr>
       <w:ind w:firstLine="420"/>
+      <w:spacing w:before="0" w:after="0" w:line="400" w:lineRule="exact"/>
     </w:pPr>
     <w:rPr>
       <w:sz w:val="18"/>
@@ -10768,6 +11110,9 @@
     <w:next w:val="affffb"/>
     <w:qFormat/>
     <w:rsid w:val="00AF0C18"/>
+    <w:pPr>
+      <w:spacing w:before="0" w:after="0" w:line="400" w:lineRule="exact"/>
+    </w:pPr>
   </w:style>
   <w:style w:type="paragraph" w:customStyle="1" w:styleId="afffffffffff6">
     <w:name w:val="标准文件_术语条二"/>
@@ -10775,6 +11120,9 @@
     <w:next w:val="affffb"/>
     <w:qFormat/>
     <w:rsid w:val="00AF0C18"/>
+    <w:pPr>
+      <w:spacing w:before="0" w:after="0" w:line="400" w:lineRule="exact"/>
+    </w:pPr>
   </w:style>
   <w:style w:type="paragraph" w:customStyle="1" w:styleId="afffffffffff7">
     <w:name w:val="标准文件_术语条三"/>
